--- a/docs/written-responses.docx
+++ b/docs/written-responses.docx
@@ -95,23 +95,7 @@
         <w:pStyle w:val="Normal"/>
       </w:pPr>
       <w:r>
-        <w:t>Personalize this answer with one truthful path.</w:t>
-      </w:r>
-    </w:p>
-    <w:p>
-      <w:pPr>
-        <w:pStyle w:val="ListParagraph"/>
-      </w:pPr>
-      <w:r>
-        <w:t>•  If you have led or mentored someone: “I supported [number] [role/experience level] teammate(s) for [duration]. I was responsible for [specific work: onboarding, reviews, pairing, planning or unblockers]. The hardest part was [real challenge]. I handled it by [specific action] and learned [lesson].”</w:t>
-      </w:r>
-    </w:p>
-    <w:p>
-      <w:pPr>
-        <w:pStyle w:val="ListParagraph"/>
-      </w:pPr>
-      <w:r>
-        <w:t>•  If you have not formally led someone: “I have not formally managed a teammate. One situation where I helped someone less experienced was [real situation]. I [specific action], and the result was [observable result]. It taught me [lesson about support or communication].”</w:t>
+        <w:t>I help junior teammates with technical problem solving. To make this answer specific, I still need one real example: what problem the teammate was solving, what help I gave, and what happened afterward. I should describe my role accurately and not imply that I formally managed the teammate if I did not.</w:t>
       </w:r>
     </w:p>
     <w:p>
@@ -159,23 +143,15 @@
         <w:pStyle w:val="Normal"/>
       </w:pPr>
       <w:r>
-        <w:t>Replace this scaffold with a real incident you can discuss. Keep the facts and impact accurate.</w:t>
-      </w:r>
-    </w:p>
-    <w:p>
-      <w:pPr>
-        <w:pStyle w:val="Normal"/>
-      </w:pPr>
-      <w:r>
-        <w:t>“I [specific mistake] while working on [system or task]. It affected [person, customer or business outcome] by [concrete impact]. When I realized it, I [immediate mitigation and who you informed]. I then [root-cause fix or recovery], and followed up by [prevention, monitoring, test, documentation or process change]. I learned [specific lesson].”</w:t>
-      </w:r>
-    </w:p>
-    <w:p>
-      <w:pPr>
-        <w:pStyle w:val="Normal"/>
-      </w:pPr>
-      <w:r>
-        <w:t>Do not invent a production outage if the real example was smaller. A contained mistake with clear ownership and learning is stronger than an exaggerated story.</w:t>
+        <w:t>In one project, I made a mistake while writing a database query for a report. I missed a required condition, so the report returned more records than the business expected. We caught it during testing by comparing the output with the expected business data. I took ownership, reviewed the SQL against the requirement, identified the missing condition and corrected the query. I informed the senior developer about the issue and the fix. Then I tested different data scenarios, including records that should be included and excluded, and compared the results with what we expected.</w:t>
+      </w:r>
+    </w:p>
+    <w:p>
+      <w:pPr>
+        <w:pStyle w:val="Normal"/>
+      </w:pPr>
+      <w:r>
+        <w:t>Because the issue was found before production, its impact remained within testing. Afterward, I became more deliberate about checking report queries against the business requirements, testing edge cases and validating sample results before I considered the work ready for final review. The experience taught me that code can run correctly while still answering the wrong business question. I treat checking the output against the expected business result as part of implementation, and I communicate mistakes early rather than only correcting them quietly.</w:t>
       </w:r>
     </w:p>
     <w:p>
@@ -231,7 +207,7 @@
         <w:pStyle w:val="Normal"/>
       </w:pPr>
       <w:r>
-        <w:t>One incorrect suggestion was an HTTP error-handler method that called itself recursively. I spotted it while reviewing the server implementation and removed it before running the app. I also chose a standard-library implementation after the project package installer failed, rather than adding a dependency that I could not install and verify.</w:t>
+        <w:t>During development, Replit Agent introduced an HTTP error-handler method that called itself recursively. That method was removed before the final app run and tests. The project's package installer also failed before dependencies could be installed, so the app was implemented with the Python standard library instead of adding an unverified dependency.</w:t>
       </w:r>
     </w:p>
     <w:p>

--- a/docs/written-responses.docx
+++ b/docs/written-responses.docx
@@ -95,7 +95,7 @@
         <w:pStyle w:val="Normal"/>
       </w:pPr>
       <w:r>
-        <w:t>I help junior teammates with technical problem solving. To make this answer specific, I still need one real example: what problem the teammate was solving, what help I gave, and what happened afterward. I should describe my role accurately and not imply that I formally managed the teammate if I did not.</w:t>
+        <w:t>Supporting junior teammates with technical problem solving is one way I contribute to a team. In one project, a junior teammate was working on a SQL query for a report, but a required condition was missing, so the results included more records than the business expected. I reviewed the query with them and explained how each condition affected which records appeared. Rather than only handing over corrected SQL, I helped break the query down and compare the expected records with the business requirement. We tested it with different sample cases, including records that should be included and excluded. Once the teammate understood the issue, they made the correction and completed the report successfully. The outcome was not only a corrected report: the teammate also saw a practical way to verify a query's results. I learned that useful mentoring means explaining the reasoning behind a fix and giving the other person a method to apply, instead of simply supplying the answer. This experience also reinforced that a query can run without errors and still be wrong for the business; it needs to be checked across relevant scenarios.</w:t>
       </w:r>
     </w:p>
     <w:p>
